--- a/template_word/survey_harga.docx
+++ b/template_word/survey_harga.docx
@@ -1,10 +1,10 @@
 
 <file path=word/document.xml><?xml version="1.0" encoding="utf-8"?>
-<w:document xmlns:wpc="http://schemas.microsoft.com/office/word/2010/wordprocessingCanvas" xmlns:mo="http://schemas.microsoft.com/office/mac/office/2008/main" xmlns:mc="http://schemas.openxmlformats.org/markup-compatibility/2006" xmlns:mv="urn:schemas-microsoft-com:mac:vml" xmlns:o="urn:schemas-microsoft-com:office:office" xmlns:r="http://schemas.openxmlformats.org/officeDocument/2006/relationships" xmlns:m="http://schemas.openxmlformats.org/officeDocument/2006/math" xmlns:v="urn:schemas-microsoft-com:vml" xmlns:wp14="http://schemas.microsoft.com/office/word/2010/wordprocessingDrawing" xmlns:wp="http://schemas.openxmlformats.org/drawingml/2006/wordprocessingDrawing" xmlns:w10="urn:schemas-microsoft-com:office:word" xmlns:w="http://schemas.openxmlformats.org/wordprocessingml/2006/main" xmlns:w14="http://schemas.microsoft.com/office/word/2010/wordml" xmlns:wpg="http://schemas.microsoft.com/office/word/2010/wordprocessingGroup" xmlns:wpi="http://schemas.microsoft.com/office/word/2010/wordprocessingInk" xmlns:wne="http://schemas.microsoft.com/office/word/2006/wordml" xmlns:wps="http://schemas.microsoft.com/office/word/2010/wordprocessingShape" mc:Ignorable="w14 wp14">
+<w:document xmlns:ns1="http://schemas.openxmlformats.org/markup-compatibility/2006" xmlns:w="http://schemas.openxmlformats.org/wordprocessingml/2006/main" ns1:Ignorable="w14 wp14">
   <w:body>
     <w:p>
       <w:pPr>
-        <w:spacing w:line="240" w:lineRule="auto"/>
+        <w:spacing w:line="240" w:lineRule="auto" w:before="0" w:after="0"/>
         <w:jc w:val="center"/>
       </w:pPr>
       <w:r>
@@ -17,12 +17,12 @@
     </w:p>
     <w:p>
       <w:pPr>
-        <w:spacing w:line="240" w:lineRule="auto"/>
+        <w:spacing w:line="240" w:lineRule="auto" w:before="0" w:after="0"/>
       </w:pPr>
     </w:p>
     <w:p>
       <w:pPr>
-        <w:spacing w:line="240" w:lineRule="auto"/>
+        <w:spacing w:line="240" w:lineRule="auto" w:before="0" w:after="0"/>
       </w:pPr>
       <w:r>
         <w:rPr>
@@ -36,7 +36,7 @@
     </w:p>
     <w:p>
       <w:pPr>
-        <w:spacing w:line="240" w:lineRule="auto"/>
+        <w:spacing w:line="240" w:lineRule="auto" w:before="0" w:after="0"/>
       </w:pPr>
       <w:r>
         <w:rPr>
@@ -50,7 +50,7 @@
     </w:p>
     <w:p>
       <w:pPr>
-        <w:spacing w:line="240" w:lineRule="auto"/>
+        <w:spacing w:line="240" w:lineRule="auto" w:before="0" w:after="0"/>
       </w:pPr>
       <w:r>
         <w:rPr>
@@ -64,12 +64,12 @@
     </w:p>
     <w:p>
       <w:pPr>
-        <w:spacing w:line="240" w:lineRule="auto"/>
+        <w:spacing w:line="240" w:lineRule="auto" w:before="0" w:after="0"/>
       </w:pPr>
     </w:p>
     <w:p>
       <w:pPr>
-        <w:spacing w:line="240" w:lineRule="auto"/>
+        <w:spacing w:line="240" w:lineRule="auto" w:before="0" w:after="0"/>
       </w:pPr>
       <w:r>
         <w:t>Sumber Survey Harga:</w:t>
@@ -95,7 +95,7 @@
           </w:tcPr>
           <w:p>
             <w:pPr>
-              <w:spacing w:line="240" w:lineRule="auto"/>
+              <w:spacing w:line="240" w:lineRule="auto" w:before="0" w:after="0"/>
             </w:pPr>
             <w:r>
               <w:rPr>
@@ -112,7 +112,7 @@
           </w:tcPr>
           <w:p>
             <w:pPr>
-              <w:spacing w:line="240" w:lineRule="auto"/>
+              <w:spacing w:line="240" w:lineRule="auto" w:before="0" w:after="0"/>
             </w:pPr>
             <w:r>
               <w:rPr>
@@ -129,7 +129,7 @@
           </w:tcPr>
           <w:p>
             <w:pPr>
-              <w:spacing w:line="240" w:lineRule="auto"/>
+              <w:spacing w:line="240" w:lineRule="auto" w:before="0" w:after="0"/>
             </w:pPr>
             <w:r>
               <w:rPr>
@@ -146,7 +146,7 @@
           </w:tcPr>
           <w:p>
             <w:pPr>
-              <w:spacing w:line="240" w:lineRule="auto"/>
+              <w:spacing w:line="240" w:lineRule="auto" w:before="0" w:after="0"/>
             </w:pPr>
             <w:r>
               <w:rPr>
@@ -164,7 +164,7 @@
           </w:tcPr>
           <w:p>
             <w:pPr>
-              <w:spacing w:line="240" w:lineRule="auto"/>
+              <w:spacing w:line="240" w:lineRule="auto" w:before="0" w:after="0"/>
             </w:pPr>
             <w:r>
               <w:t>1</w:t>
@@ -177,7 +177,7 @@
           </w:tcPr>
           <w:p>
             <w:pPr>
-              <w:spacing w:line="240" w:lineRule="auto"/>
+              <w:spacing w:line="240" w:lineRule="auto" w:before="0" w:after="0"/>
             </w:pPr>
             <w:r>
               <w:t>{{survey1_jenis}}</w:t>
@@ -190,7 +190,7 @@
           </w:tcPr>
           <w:p>
             <w:pPr>
-              <w:spacing w:line="240" w:lineRule="auto"/>
+              <w:spacing w:line="240" w:lineRule="auto" w:before="0" w:after="0"/>
             </w:pPr>
             <w:r>
               <w:t>{{survey1_nama}}</w:t>
@@ -203,7 +203,7 @@
           </w:tcPr>
           <w:p>
             <w:pPr>
-              <w:spacing w:line="240" w:lineRule="auto"/>
+              <w:spacing w:line="240" w:lineRule="auto" w:before="0" w:after="0"/>
             </w:pPr>
             <w:r>
               <w:t>{{survey1_alamat_lengkap}}</w:t>
@@ -218,7 +218,7 @@
           </w:tcPr>
           <w:p>
             <w:pPr>
-              <w:spacing w:line="240" w:lineRule="auto"/>
+              <w:spacing w:line="240" w:lineRule="auto" w:before="0" w:after="0"/>
             </w:pPr>
             <w:r>
               <w:t>2</w:t>
@@ -231,7 +231,7 @@
           </w:tcPr>
           <w:p>
             <w:pPr>
-              <w:spacing w:line="240" w:lineRule="auto"/>
+              <w:spacing w:line="240" w:lineRule="auto" w:before="0" w:after="0"/>
             </w:pPr>
             <w:r>
               <w:t>{{survey2_jenis}}</w:t>
@@ -244,7 +244,7 @@
           </w:tcPr>
           <w:p>
             <w:pPr>
-              <w:spacing w:line="240" w:lineRule="auto"/>
+              <w:spacing w:line="240" w:lineRule="auto" w:before="0" w:after="0"/>
             </w:pPr>
             <w:r>
               <w:t>{{survey2_nama}}</w:t>
@@ -257,7 +257,7 @@
           </w:tcPr>
           <w:p>
             <w:pPr>
-              <w:spacing w:line="240" w:lineRule="auto"/>
+              <w:spacing w:line="240" w:lineRule="auto" w:before="0" w:after="0"/>
             </w:pPr>
             <w:r>
               <w:t>{{survey2_alamat_lengkap}}</w:t>
@@ -272,7 +272,7 @@
           </w:tcPr>
           <w:p>
             <w:pPr>
-              <w:spacing w:line="240" w:lineRule="auto"/>
+              <w:spacing w:line="240" w:lineRule="auto" w:before="0" w:after="0"/>
             </w:pPr>
             <w:r>
               <w:t>3</w:t>
@@ -285,7 +285,7 @@
           </w:tcPr>
           <w:p>
             <w:pPr>
-              <w:spacing w:line="240" w:lineRule="auto"/>
+              <w:spacing w:line="240" w:lineRule="auto" w:before="0" w:after="0"/>
             </w:pPr>
             <w:r>
               <w:t>{{survey3_jenis}}</w:t>
@@ -298,7 +298,7 @@
           </w:tcPr>
           <w:p>
             <w:pPr>
-              <w:spacing w:line="240" w:lineRule="auto"/>
+              <w:spacing w:line="240" w:lineRule="auto" w:before="0" w:after="0"/>
             </w:pPr>
             <w:r>
               <w:t>{{survey3_nama}}</w:t>
@@ -311,7 +311,7 @@
           </w:tcPr>
           <w:p>
             <w:pPr>
-              <w:spacing w:line="240" w:lineRule="auto"/>
+              <w:spacing w:line="240" w:lineRule="auto" w:before="0" w:after="0"/>
             </w:pPr>
             <w:r>
               <w:t>{{survey3_alamat_lengkap}}</w:t>
@@ -322,17 +322,17 @@
     </w:tbl>
     <w:p>
       <w:pPr>
-        <w:spacing w:line="240" w:lineRule="auto"/>
+        <w:spacing w:line="240" w:lineRule="auto" w:before="0" w:after="0"/>
       </w:pPr>
     </w:p>
     <w:p>
       <w:pPr>
-        <w:spacing w:line="240" w:lineRule="auto"/>
+        <w:spacing w:line="240" w:lineRule="auto" w:before="0" w:after="0"/>
       </w:pPr>
     </w:p>
     <w:p>
       <w:pPr>
-        <w:spacing w:line="240" w:lineRule="auto"/>
+        <w:spacing w:line="240" w:lineRule="auto" w:before="0" w:after="0"/>
       </w:pPr>
       <w:r>
         <w:t>Daftar Item dan Hasil Survey:</w:t>
@@ -363,7 +363,7 @@
           </w:tcPr>
           <w:p>
             <w:pPr>
-              <w:spacing w:line="240" w:lineRule="auto"/>
+              <w:spacing w:line="240" w:lineRule="auto" w:before="0" w:after="0"/>
               <w:jc w:val="center"/>
             </w:pPr>
             <w:r>
@@ -381,7 +381,7 @@
           </w:tcPr>
           <w:p>
             <w:pPr>
-              <w:spacing w:line="240" w:lineRule="auto"/>
+              <w:spacing w:line="240" w:lineRule="auto" w:before="0" w:after="0"/>
               <w:jc w:val="center"/>
             </w:pPr>
             <w:r>
@@ -399,7 +399,7 @@
           </w:tcPr>
           <w:p>
             <w:pPr>
-              <w:spacing w:line="240" w:lineRule="auto"/>
+              <w:spacing w:line="240" w:lineRule="auto" w:before="0" w:after="0"/>
               <w:jc w:val="center"/>
             </w:pPr>
             <w:r>
@@ -417,7 +417,7 @@
           </w:tcPr>
           <w:p>
             <w:pPr>
-              <w:spacing w:line="240" w:lineRule="auto"/>
+              <w:spacing w:line="240" w:lineRule="auto" w:before="0" w:after="0"/>
               <w:jc w:val="center"/>
             </w:pPr>
             <w:r>
@@ -435,7 +435,7 @@
           </w:tcPr>
           <w:p>
             <w:pPr>
-              <w:spacing w:line="240" w:lineRule="auto"/>
+              <w:spacing w:line="240" w:lineRule="auto" w:before="0" w:after="0"/>
               <w:jc w:val="center"/>
             </w:pPr>
             <w:r>
@@ -453,7 +453,7 @@
           </w:tcPr>
           <w:p>
             <w:pPr>
-              <w:spacing w:line="240" w:lineRule="auto"/>
+              <w:spacing w:line="240" w:lineRule="auto" w:before="0" w:after="0"/>
               <w:jc w:val="center"/>
             </w:pPr>
             <w:r>
@@ -471,7 +471,7 @@
           </w:tcPr>
           <w:p>
             <w:pPr>
-              <w:spacing w:line="240" w:lineRule="auto"/>
+              <w:spacing w:line="240" w:lineRule="auto" w:before="0" w:after="0"/>
               <w:jc w:val="center"/>
             </w:pPr>
             <w:r>
@@ -489,7 +489,7 @@
           </w:tcPr>
           <w:p>
             <w:pPr>
-              <w:spacing w:line="240" w:lineRule="auto"/>
+              <w:spacing w:line="240" w:lineRule="auto" w:before="0" w:after="0"/>
               <w:jc w:val="center"/>
             </w:pPr>
             <w:r>
@@ -507,7 +507,7 @@
           </w:tcPr>
           <w:p>
             <w:pPr>
-              <w:spacing w:line="240" w:lineRule="auto"/>
+              <w:spacing w:line="240" w:lineRule="auto" w:before="0" w:after="0"/>
               <w:jc w:val="center"/>
             </w:pPr>
             <w:r>
@@ -526,7 +526,7 @@
           </w:tcPr>
           <w:p>
             <w:pPr>
-              <w:spacing w:line="240" w:lineRule="auto"/>
+              <w:spacing w:line="240" w:lineRule="auto" w:before="0" w:after="0"/>
             </w:pPr>
             <w:r>
               <w:t>{{no}}</w:t>
@@ -539,7 +539,7 @@
           </w:tcPr>
           <w:p>
             <w:pPr>
-              <w:spacing w:line="240" w:lineRule="auto"/>
+              <w:spacing w:line="240" w:lineRule="auto" w:before="0" w:after="0"/>
             </w:pPr>
             <w:r>
               <w:t>{{item.uraian}}</w:t>
@@ -552,7 +552,7 @@
           </w:tcPr>
           <w:p>
             <w:pPr>
-              <w:spacing w:line="240" w:lineRule="auto"/>
+              <w:spacing w:line="240" w:lineRule="auto" w:before="0" w:after="0"/>
             </w:pPr>
             <w:r>
               <w:t>{{item.spesifikasi}}</w:t>
@@ -565,7 +565,7 @@
           </w:tcPr>
           <w:p>
             <w:pPr>
-              <w:spacing w:line="240" w:lineRule="auto"/>
+              <w:spacing w:line="240" w:lineRule="auto" w:before="0" w:after="0"/>
             </w:pPr>
             <w:r>
               <w:t>{{item.satuan}}</w:t>
@@ -578,7 +578,7 @@
           </w:tcPr>
           <w:p>
             <w:pPr>
-              <w:spacing w:line="240" w:lineRule="auto"/>
+              <w:spacing w:line="240" w:lineRule="auto" w:before="0" w:after="0"/>
             </w:pPr>
             <w:r>
               <w:t>{{item.volume}}</w:t>
@@ -591,7 +591,7 @@
           </w:tcPr>
           <w:p>
             <w:pPr>
-              <w:spacing w:line="240" w:lineRule="auto"/>
+              <w:spacing w:line="240" w:lineRule="auto" w:before="0" w:after="0"/>
             </w:pPr>
             <w:r>
               <w:t>{{item.harga_survey1}}</w:t>
@@ -604,7 +604,7 @@
           </w:tcPr>
           <w:p>
             <w:pPr>
-              <w:spacing w:line="240" w:lineRule="auto"/>
+              <w:spacing w:line="240" w:lineRule="auto" w:before="0" w:after="0"/>
             </w:pPr>
             <w:r>
               <w:t>{{item.harga_survey2}}</w:t>
@@ -617,7 +617,7 @@
           </w:tcPr>
           <w:p>
             <w:pPr>
-              <w:spacing w:line="240" w:lineRule="auto"/>
+              <w:spacing w:line="240" w:lineRule="auto" w:before="0" w:after="0"/>
             </w:pPr>
             <w:r>
               <w:t>{{item.harga_survey3}}</w:t>
@@ -630,7 +630,7 @@
           </w:tcPr>
           <w:p>
             <w:pPr>
-              <w:spacing w:line="240" w:lineRule="auto"/>
+              <w:spacing w:line="240" w:lineRule="auto" w:before="0" w:after="0"/>
             </w:pPr>
             <w:r>
               <w:t>{{item.harga_rata}}</w:t>
@@ -641,12 +641,12 @@
     </w:tbl>
     <w:p>
       <w:pPr>
-        <w:spacing w:line="240" w:lineRule="auto"/>
+        <w:spacing w:line="240" w:lineRule="auto" w:before="0" w:after="0"/>
       </w:pPr>
     </w:p>
     <w:p>
       <w:pPr>
-        <w:spacing w:line="240" w:lineRule="auto"/>
+        <w:spacing w:line="240" w:lineRule="auto" w:before="0" w:after="0"/>
       </w:pPr>
       <w:r>
         <w:rPr>
@@ -657,7 +657,7 @@
     </w:p>
     <w:p>
       <w:pPr>
-        <w:spacing w:line="240" w:lineRule="auto"/>
+        <w:spacing w:line="240" w:lineRule="auto" w:before="0" w:after="0"/>
       </w:pPr>
       <w:r>
         <w:t>1. Harga survey merupakan harga per satuan sebelum pajak</w:t>
@@ -665,7 +665,7 @@
     </w:p>
     <w:p>
       <w:pPr>
-        <w:spacing w:line="240" w:lineRule="auto"/>
+        <w:spacing w:line="240" w:lineRule="auto" w:before="0" w:after="0"/>
       </w:pPr>
       <w:r>
         <w:t>2. Minimal 3 sumber harga untuk setiap item</w:t>
@@ -673,7 +673,7 @@
     </w:p>
     <w:p>
       <w:pPr>
-        <w:spacing w:line="240" w:lineRule="auto"/>
+        <w:spacing w:line="240" w:lineRule="auto" w:before="0" w:after="0"/>
       </w:pPr>
       <w:r>
         <w:t>3. Sumber harga dapat berupa: Toko fisik, Marketplace, Kontrak sebelumnya, Brosur/Katalog</w:t>
@@ -681,12 +681,12 @@
     </w:p>
     <w:p>
       <w:pPr>
-        <w:spacing w:line="240" w:lineRule="auto"/>
+        <w:spacing w:line="240" w:lineRule="auto" w:before="0" w:after="0"/>
       </w:pPr>
     </w:p>
     <w:p>
       <w:pPr>
-        <w:spacing w:line="240" w:lineRule="auto"/>
+        <w:spacing w:line="240" w:lineRule="auto" w:before="0" w:after="0"/>
       </w:pPr>
     </w:p>
     <w:tbl>
@@ -705,7 +705,7 @@
           </w:tcPr>
           <w:p>
             <w:pPr>
-              <w:spacing w:line="240" w:lineRule="auto"/>
+              <w:spacing w:line="240" w:lineRule="auto" w:before="0" w:after="0"/>
               <w:jc w:val="center"/>
             </w:pPr>
           </w:p>
@@ -716,7 +716,7 @@
           </w:tcPr>
           <w:p>
             <w:pPr>
-              <w:spacing w:line="240" w:lineRule="auto"/>
+              <w:spacing w:line="240" w:lineRule="auto" w:before="0" w:after="0"/>
               <w:jc w:val="center"/>
             </w:pPr>
             <w:r>
@@ -732,7 +732,7 @@
           </w:tcPr>
           <w:p>
             <w:pPr>
-              <w:spacing w:line="240" w:lineRule="auto"/>
+              <w:spacing w:line="240" w:lineRule="auto" w:before="0" w:after="0"/>
               <w:jc w:val="center"/>
             </w:pPr>
           </w:p>
@@ -743,7 +743,7 @@
           </w:tcPr>
           <w:p>
             <w:pPr>
-              <w:spacing w:line="240" w:lineRule="auto"/>
+              <w:spacing w:line="240" w:lineRule="auto" w:before="0" w:after="0"/>
               <w:jc w:val="center"/>
             </w:pPr>
             <w:r>
@@ -759,7 +759,7 @@
           </w:tcPr>
           <w:p>
             <w:pPr>
-              <w:spacing w:line="240" w:lineRule="auto"/>
+              <w:spacing w:line="240" w:lineRule="auto" w:before="0" w:after="0"/>
               <w:jc w:val="center"/>
             </w:pPr>
           </w:p>
@@ -770,7 +770,7 @@
           </w:tcPr>
           <w:p>
             <w:pPr>
-              <w:spacing w:line="240" w:lineRule="auto"/>
+              <w:spacing w:line="240" w:lineRule="auto" w:before="0" w:after="0"/>
               <w:jc w:val="center"/>
             </w:pPr>
           </w:p>
@@ -783,7 +783,7 @@
           </w:tcPr>
           <w:p>
             <w:pPr>
-              <w:spacing w:line="240" w:lineRule="auto"/>
+              <w:spacing w:line="240" w:lineRule="auto" w:before="0" w:after="0"/>
               <w:jc w:val="center"/>
             </w:pPr>
           </w:p>
@@ -794,7 +794,7 @@
           </w:tcPr>
           <w:p>
             <w:pPr>
-              <w:spacing w:line="240" w:lineRule="auto"/>
+              <w:spacing w:line="240" w:lineRule="auto" w:before="0" w:after="0"/>
               <w:jc w:val="center"/>
             </w:pPr>
             <w:r>
@@ -810,7 +810,7 @@
           </w:tcPr>
           <w:p>
             <w:pPr>
-              <w:spacing w:line="240" w:lineRule="auto"/>
+              <w:spacing w:line="240" w:lineRule="auto" w:before="0" w:after="0"/>
               <w:jc w:val="center"/>
             </w:pPr>
           </w:p>
@@ -821,7 +821,7 @@
           </w:tcPr>
           <w:p>
             <w:pPr>
-              <w:spacing w:line="240" w:lineRule="auto"/>
+              <w:spacing w:line="240" w:lineRule="auto" w:before="0" w:after="0"/>
               <w:jc w:val="center"/>
             </w:pPr>
             <w:r>
